--- a/Test Execution/Test Execution Report.docx
+++ b/Test Execution/Test Execution Report.docx
@@ -121,19 +121,12 @@
           <w:b/>
           <w:bCs/>
         </w:rPr>
-        <w:t>1.</w:t>
-      </w:r>
-      <w:r>
-        <w:rPr>
-          <w:b/>
-          <w:bCs/>
-        </w:rPr>
-        <w:t xml:space="preserve"> Purpose &amp; Scope</w:t>
-      </w:r>
-    </w:p>
-    <w:p>
-      <w:r>
-        <w:t xml:space="preserve">The purpose of this document is to summarize the execution results of the API testing phase for the Restful Booker API. The scope includes validating Authentication (/auth), CRUD operations (/booking, /booking/:id), Health checks (/ping), and End-to-End workflows. Excluded from this cycle were GUI testing, database query optimization, and load/performance testing (excluding the basic latency check). </w:t>
+        <w:t>1. Purpose &amp; Scope</w:t>
+      </w:r>
+    </w:p>
+    <w:p>
+      <w:r>
+        <w:t xml:space="preserve">The purpose of this document is to summarize the execution results of the API testing phase for the Restful Booker API. The scope includes validating Authentication (/auth), CRUD operations (/booking, /booking/:id), Health checks (/ping), and End-to-End workflows. Excluded from this cycle were GUI testing, and load/performance testing (excluding the basic latency check). </w:t>
       </w:r>
     </w:p>
     <w:p>
@@ -319,7 +312,10 @@
         <w:t>Total Failed:</w:t>
       </w:r>
       <w:r>
-        <w:t xml:space="preserve"> 12</w:t>
+        <w:t xml:space="preserve"> </w:t>
+      </w:r>
+      <w:r>
+        <w:t>8</w:t>
       </w:r>
     </w:p>
     <w:p>
@@ -373,7 +369,13 @@
         <w:t>Pass Rate:</w:t>
       </w:r>
       <w:r>
-        <w:t xml:space="preserve"> 70%</w:t>
+        <w:t xml:space="preserve"> </w:t>
+      </w:r>
+      <w:r>
+        <w:t>8</w:t>
+      </w:r>
+      <w:r>
+        <w:t>0%</w:t>
       </w:r>
     </w:p>
     <w:p>
@@ -400,7 +402,13 @@
     </w:p>
     <w:p>
       <w:r>
-        <w:t xml:space="preserve">A total of 4 defects were identified during execution. </w:t>
+        <w:t xml:space="preserve">A total of </w:t>
+      </w:r>
+      <w:r>
+        <w:t>3</w:t>
+      </w:r>
+      <w:r>
+        <w:t xml:space="preserve"> defects were identified during execution. </w:t>
       </w:r>
     </w:p>
     <w:p>
@@ -455,7 +463,7 @@
         <w:t>Medium:</w:t>
       </w:r>
       <w:r>
-        <w:t xml:space="preserve"> 3 (BUG-002, BUG-003, BUG-004) </w:t>
+        <w:t xml:space="preserve"> 3 (BUG-002, BUG-003) </w:t>
       </w:r>
     </w:p>
     <w:p>
@@ -515,10 +523,24 @@
           <w:b/>
           <w:bCs/>
         </w:rPr>
-        <w:t>BUG-002:</w:t>
-      </w:r>
-      <w:r>
-        <w:t xml:space="preserve"> PUT endpoint returns 403 instead of 401 for missing/invalid authentication (Medium) - Open. </w:t>
+        <w:t>BUG-00</w:t>
+      </w:r>
+      <w:r>
+        <w:rPr>
+          <w:b/>
+          <w:bCs/>
+        </w:rPr>
+        <w:t>2</w:t>
+      </w:r>
+      <w:r>
+        <w:rPr>
+          <w:b/>
+          <w:bCs/>
+        </w:rPr>
+        <w:t>:</w:t>
+      </w:r>
+      <w:r>
+        <w:t xml:space="preserve"> PATCH endpoint returns incorrect status codes (Medium) - Open. </w:t>
       </w:r>
     </w:p>
     <w:p>
@@ -533,25 +555,21 @@
           <w:b/>
           <w:bCs/>
         </w:rPr>
-        <w:t>BUG-003:</w:t>
-      </w:r>
-      <w:r>
-        <w:t xml:space="preserve"> PATCH endpoint returns incorrect status codes (Medium) - Open. </w:t>
-      </w:r>
-    </w:p>
-    <w:p>
-      <w:pPr>
-        <w:numPr>
-          <w:ilvl w:val="0"/>
-          <w:numId w:val="5"/>
-        </w:numPr>
-      </w:pPr>
-      <w:r>
-        <w:rPr>
-          <w:b/>
-          <w:bCs/>
-        </w:rPr>
-        <w:t>BUG-004:</w:t>
+        <w:t>BUG-00</w:t>
+      </w:r>
+      <w:r>
+        <w:rPr>
+          <w:b/>
+          <w:bCs/>
+        </w:rPr>
+        <w:t>3</w:t>
+      </w:r>
+      <w:r>
+        <w:rPr>
+          <w:b/>
+          <w:bCs/>
+        </w:rPr>
+        <w:t>:</w:t>
       </w:r>
       <w:r>
         <w:t xml:space="preserve"> DELETE endpoint returns incorrect status codes (Medium) - Open. </w:t>
@@ -654,14 +672,7 @@
           <w:b/>
           <w:bCs/>
         </w:rPr>
-        <w:t>1</w:t>
-      </w:r>
-      <w:r>
-        <w:rPr>
-          <w:b/>
-          <w:bCs/>
-        </w:rPr>
-        <w:t>.6 Final Status</w:t>
+        <w:t>1.6 Final Status</w:t>
       </w:r>
     </w:p>
     <w:p>
@@ -2183,6 +2194,7 @@
   <w:style w:type="character" w:default="1" w:styleId="DefaultParagraphFont">
     <w:name w:val="Default Paragraph Font"/>
     <w:uiPriority w:val="1"/>
+    <w:semiHidden/>
     <w:unhideWhenUsed/>
   </w:style>
   <w:style w:type="table" w:default="1" w:styleId="TableNormal">
